--- a/eng/docx/22.content.docx
+++ b/eng/docx/22.content.docx
@@ -7,6 +7,15 @@
       <w:r/>
     </w:p>
     <w:p>
+      <w:pPr>
+        <w:pStyle w:val="Heading2"/>
+      </w:pPr>
+      <w:r>
+        <w:t>Resource: Study Notes (Tyndale)</w:t>
+      </w:r>
+      <w:r/>
+    </w:p>
+    <w:p>
       <w:r/>
       <w:r>
         <w:rPr>
@@ -46,7 +55,7 @@
         <w:pStyle w:val="Heading1"/>
       </w:pPr>
       <w:r>
-        <w:t>Aquifer Open Study Notes</w:t>
+        <w:t>Study Notes (Tyndale)</w:t>
       </w:r>
     </w:p>
     <w:p>
@@ -55,6 +64,51 @@
           <w:headerReference w:type="even" r:id="rId8"/>
           <w:headerReference w:type="default" r:id="rId9"/>
           <w:footerReference w:type="default" r:id="rId10"/>
+          <w:footnotePr>
+            <w:numRestart w:val="eachSect"/>
+          </w:footnotePr>
+          <w:type w:val="continuous"/>
+          <w:pgSz w:w="12240" w:h="15840" w:code="1"/>
+          <w:pgMar w:top="1440" w:right="1440" w:bottom="1440" w:left="1440" w:header="504" w:footer="504" w:gutter="0"/>
+          <w:cols w:space="708"/>
+          <w:titlePg/>
+          <w:docGrid w:linePitch="360"/>
+        </w:sectPr>
+      </w:pPr>
+    </w:p>
+    <w:p>
+      <w:r/>
+    </w:p>
+    <w:p>
+      <w:pPr>
+        <w:pStyle w:val="Heading2"/>
+      </w:pPr>
+      <w:r>
+        <w:t>SNG</w:t>
+      </w:r>
+      <w:r/>
+    </w:p>
+    <w:p>
+      <w:r/>
+      <w:r>
+        <w:rPr>
+          <w:i/>
+        </w:rPr>
+        <w:t>Song of Solomon 1:1, Song of Solomon 1:2, Song of Solomon 1:2–14, Song of Solomon 1:3, Song of Solomon 1:4, Song of Solomon 1:5–6, Song of Solomon 1:5–11, Song of Solomon 1:6, Song of Solomon 1:7–8, Song of Solomon 1:8, Song of Solomon 1:9, Song of Solomon 1:10–11, Song of Solomon 1:12, Song of Solomon 1:12–14, Song of Solomon 1:13, Song of Solomon 1:14, Song of Solomon 1:15, Song of Solomon 1:15–2.7, Song of Solomon 1:16–17, Song of Solomon 2:1–2, Song of Solomon 2:1–7, Song of Solomon 2:3, Song of Solomon 2:4, Song of Solomon 2:5–6, Song of Solomon 2:7, Song of Solomon 2:8–10, Song of Solomon 2:8–17, Song of Solomon 2:10–13, Song of Solomon 2:14, Song of Solomon 2:15, Song of Solomon 2:16–17, Song of Solomon 2:16–3.5, Song of Solomon 3:2, Song of Solomon 3:3, Song of Solomon 3:6–11, Song of Solomon 3:9–10, Song of Solomon 3:11, Song of Solomon 4:1, Song of Solomon 4:1–5.1, Song of Solomon 4:2, Song of Solomon 4:3, Song of Solomon 4:4, Song of Solomon 4:5, Song of Solomon 4:6, Song of Solomon 4:8, Song of Solomon 4:9, Song of Solomon 4:10–11, Song of Solomon 4:12, Song of Solomon 4:13–14, Song of Solomon 4:16, Song of Solomon 5:1, Song of Solomon 5:2, Song of Solomon 5:2–6.3, Song of Solomon 5:4–6, Song of Solomon 5:7, Song of Solomon 5:8, Song of Solomon 5:8–9, Song of Solomon 5:10, Song of Solomon 5:10–16, Song of Solomon 5:11–15, Song of Solomon 5:13, Song of Solomon 5:14, Song of Solomon 5:15, Song of Solomon 5:16, Song of Solomon 6:1–3, Song of Solomon 6:4, Song of Solomon 6:4–10, Song of Solomon 6:8–9, Song of Solomon 6:9, Song of Solomon 6:10, Song of Solomon 6:11, Song of Solomon 6:12, Song of Solomon 6:13, Song of Solomon 6:13–7.9, Song of Solomon 7:1–5, Song of Solomon 7:2, Song of Solomon 7:4, Song of Solomon 7:5–6, Song of Solomon 7:7–8, Song of Solomon 7:9, Song of Solomon 7:11–12, Song of Solomon 7:13, Song of Solomon 8:1, Song of Solomon 8:1–4, Song of Solomon 8:2–3, Song of Solomon 8:4, Song of Solomon 8:5, Song of Solomon 8:6, Song of Solomon 8:8, Song of Solomon 8:8–10, Song of Solomon 8:9, Song of Solomon 8:10, Song of Solomon 8:11, Song of Solomon 8:11–14, Song of Solomon 8:13, Song of Solomon 8:14</w:t>
+      </w:r>
+      <w:r/>
+    </w:p>
+    <w:p>
+      <w:r/>
+      <w:r>
+        <w:t xml:space="preserve"> </w:t>
+      </w:r>
+      <w:r/>
+      <w:r/>
+    </w:p>
+    <w:p>
+      <w:pPr>
+        <w:sectPr>
           <w:footnotePr>
             <w:numRestart w:val="eachSect"/>
           </w:footnotePr>

--- a/eng/docx/22.content.docx
+++ b/eng/docx/22.content.docx
@@ -163,13 +163,6 @@
         <w:rPr>
           <w:lang w:val="en_US" w:bidi="en_US"/>
         </w:rPr>
-      </w:r>
-      <w:r>
-        <w:rPr>
-          <w:i/>
-          <w:lang w:val="en_US" w:bidi="en_US"/>
-        </w:rPr>
-        <w:t>Song of Solomon 1:1, Song of Solomon 1:2, Song of Solomon 1:2–14, Song of Solomon 1:3, Song of Solomon 1:4, Song of Solomon 1:5–6, Song of Solomon 1:5–11, Song of Solomon 1:6, Song of Solomon 1:7–8, Song of Solomon 1:8, Song of Solomon 1:9, Song of Solomon 1:10–11, Song of Solomon 1:12, Song of Solomon 1:12–14, Song of Solomon 1:13, Song of Solomon 1:14, Song of Solomon 1:15, Song of Solomon 1:15–2.7, Song of Solomon 1:16–17, Song of Solomon 2:1–2, Song of Solomon 2:1–7, Song of Solomon 2:3, Song of Solomon 2:4, Song of Solomon 2:5–6, Song of Solomon 2:7, Song of Solomon 2:8–10, Song of Solomon 2:8–17, Song of Solomon 2:10–13, Song of Solomon 2:14, Song of Solomon 2:15, Song of Solomon 2:16–17, Song of Solomon 2:16–3.5, Song of Solomon 3:2, Song of Solomon 3:3, Song of Solomon 3:6–11, Song of Solomon 3:9–10, Song of Solomon 3:11, Song of Solomon 4:1, Song of Solomon 4:1–5.1, Song of Solomon 4:2, Song of Solomon 4:3, Song of Solomon 4:4, Song of Solomon 4:5, Song of Solomon 4:6, Song of Solomon 4:8, Song of Solomon 4:9, Song of Solomon 4:10–11, Song of Solomon 4:12, Song of Solomon 4:13–14, Song of Solomon 4:16, Song of Solomon 5:1, Song of Solomon 5:2, Song of Solomon 5:2–6.3, Song of Solomon 5:4–6, Song of Solomon 5:7, Song of Solomon 5:8, Song of Solomon 5:8–9, Song of Solomon 5:10, Song of Solomon 5:10–16, Song of Solomon 5:11–15, Song of Solomon 5:13, Song of Solomon 5:14, Song of Solomon 5:15, Song of Solomon 5:16, Song of Solomon 6:1–3, Song of Solomon 6:4, Song of Solomon 6:4–10, Song of Solomon 6:8–9, Song of Solomon 6:9, Song of Solomon 6:10, Song of Solomon 6:11, Song of Solomon 6:12, Song of Solomon 6:13, Song of Solomon 6:13–7.9, Song of Solomon 7:1–5, Song of Solomon 7:2, Song of Solomon 7:4, Song of Solomon 7:5–6, Song of Solomon 7:7–8, Song of Solomon 7:9, Song of Solomon 7:11–12, Song of Solomon 7:13, Song of Solomon 8:1, Song of Solomon 8:1–4, Song of Solomon 8:2–3, Song of Solomon 8:4, Song of Solomon 8:5, Song of Solomon 8:6, Song of Solomon 8:8, Song of Solomon 8:8–10, Song of Solomon 8:9, Song of Solomon 8:10, Song of Solomon 8:11, Song of Solomon 8:11–14, Song of Solomon 8:13, Song of Solomon 8:14</w:t>
       </w:r>
       <w:r>
         <w:rPr>

--- a/eng/docx/22.content.docx
+++ b/eng/docx/22.content.docx
@@ -150,19 +150,6 @@
           <w:lang w:val="en_US" w:bidi="en_US"/>
         </w:rPr>
         <w:t>SNG</w:t>
-      </w:r>
-      <w:r>
-        <w:rPr>
-          <w:lang w:val="en_US" w:bidi="en_US"/>
-        </w:rPr>
-      </w:r>
-    </w:p>
-    <w:p>
-      <w:pPr/>
-      <w:r>
-        <w:rPr>
-          <w:lang w:val="en_US" w:bidi="en_US"/>
-        </w:rPr>
       </w:r>
       <w:r>
         <w:rPr>

--- a/eng/docx/22.content.docx
+++ b/eng/docx/22.content.docx
@@ -19,7 +19,7 @@
         <w:rPr>
           <w:lang w:val="en_US" w:bidi="en_US"/>
         </w:rPr>
-        <w:t>Resource: Study Notes (Tyndale)</w:t>
+        <w:t>Resource: Tyndale Open Study Notes</w:t>
       </w:r>
       <w:r>
         <w:rPr>
@@ -112,7 +112,7 @@
         <w:rPr>
           <w:lang w:val="en_US" w:bidi="en_US"/>
         </w:rPr>
-        <w:t>Study Notes (Tyndale)</w:t>
+        <w:t>Tyndale Open Study Notes</w:t>
       </w:r>
     </w:p>
     <w:p>

--- a/eng/docx/22.content.docx
+++ b/eng/docx/22.content.docx
@@ -19,7 +19,7 @@
         <w:rPr>
           <w:lang w:val="en_US" w:bidi="en_US"/>
         </w:rPr>
-        <w:t>Resource: Tyndale Open Study Notes</w:t>
+        <w:t>Resource: Aquifer Open Study Notes</w:t>
       </w:r>
       <w:r>
         <w:rPr>
@@ -112,7 +112,7 @@
         <w:rPr>
           <w:lang w:val="en_US" w:bidi="en_US"/>
         </w:rPr>
-        <w:t>Tyndale Open Study Notes</w:t>
+        <w:t>Aquifer Open Study Notes</w:t>
       </w:r>
     </w:p>
     <w:p>

--- a/eng/docx/22.content.docx
+++ b/eng/docx/22.content.docx
@@ -245,18 +245,12 @@
         </w:rPr>
         <w:t xml:space="preserve">, “Authorship”). The New Living Translation correctly sees "song of songs" as a Hebrew superlative. This means the song is the highest, best, or most sublime, likely making it more wonderful than any of Solomon’s 1,005 songs (see </w:t>
       </w:r>
-      <w:hyperlink r:id="rId13">
-        <w:r>
-          <w:rPr>
-            <w:lang w:val="en_US" w:bidi="en_US"/>
-          </w:rPr>
-          <w:rPr>
-            <w:color w:val="0000EE"/>
-            <w:u w:val="single"/>
-          </w:rPr>
-          <w:t>1 Kings 4:32</w:t>
-        </w:r>
-      </w:hyperlink>
+      <w:r>
+        <w:rPr>
+          <w:lang w:val="en_US" w:bidi="en_US"/>
+        </w:rPr>
+        <w:t>1 Kings 4:32</w:t>
+      </w:r>
       <w:r>
         <w:rPr>
           <w:lang w:val="en_US" w:bidi="en_US"/>
@@ -416,18 +410,12 @@
         </w:rPr>
         <w:t>According to a three-character dramatic interpretation, the song begins by describing the woman's situation. The king is about to bring her into his palace, but she truly loves her shepherd. She hopes her lover will save her from the king (</w:t>
       </w:r>
-      <w:hyperlink r:id="rId14">
-        <w:r>
-          <w:rPr>
-            <w:lang w:val="en_US" w:bidi="en_US"/>
-          </w:rPr>
-          <w:rPr>
-            <w:color w:val="0000EE"/>
-            <w:u w:val="single"/>
-          </w:rPr>
-          <w:t>Song of Solomon 1:4</w:t>
-        </w:r>
-      </w:hyperlink>
+      <w:r>
+        <w:rPr>
+          <w:lang w:val="en_US" w:bidi="en_US"/>
+        </w:rPr>
+        <w:t>Song of Solomon 1:4</w:t>
+      </w:r>
       <w:r>
         <w:rPr>
           <w:lang w:val="en_US" w:bidi="en_US"/>
@@ -517,18 +505,12 @@
         </w:rPr>
         <w:t xml:space="preserve"> His appeal is not just physical; he has a great reputation. The chorus of women shows their respect and admiration for him in </w:t>
       </w:r>
-      <w:hyperlink r:id="rId14">
-        <w:r>
-          <w:rPr>
-            <w:lang w:val="en_US" w:bidi="en_US"/>
-          </w:rPr>
-          <w:rPr>
-            <w:color w:val="0000EE"/>
-            <w:u w:val="single"/>
-          </w:rPr>
-          <w:t>Song of Solomon 1:4</w:t>
-        </w:r>
-      </w:hyperlink>
+      <w:r>
+        <w:rPr>
+          <w:lang w:val="en_US" w:bidi="en_US"/>
+        </w:rPr>
+        <w:t>Song of Solomon 1:4</w:t>
+      </w:r>
       <w:r>
         <w:rPr>
           <w:lang w:val="en_US" w:bidi="en_US"/>
@@ -681,18 +663,12 @@
         </w:rPr>
         <w:t xml:space="preserve">If the Song is a collection of love songs without a narrative thread, it is not problematic for the lover to be identified here as the king and later as a shepherd (for example, </w:t>
       </w:r>
-      <w:hyperlink r:id="rId15">
-        <w:r>
-          <w:rPr>
-            <w:lang w:val="en_US" w:bidi="en_US"/>
-          </w:rPr>
-          <w:rPr>
-            <w:color w:val="0000EE"/>
-            <w:u w:val="single"/>
-          </w:rPr>
-          <w:t>Song of Solomon 1:7</w:t>
-        </w:r>
-      </w:hyperlink>
+      <w:r>
+        <w:rPr>
+          <w:lang w:val="en_US" w:bidi="en_US"/>
+        </w:rPr>
+        <w:t>Song of Solomon 1:7</w:t>
+      </w:r>
       <w:r>
         <w:rPr>
           <w:lang w:val="en_US" w:bidi="en_US"/>
@@ -775,72 +751,48 @@
         </w:rPr>
         <w:t xml:space="preserve">The woman frequently addresses the young women of Jerusalem (for example, </w:t>
       </w:r>
-      <w:hyperlink r:id="rId16">
-        <w:r>
-          <w:rPr>
-            <w:lang w:val="en_US" w:bidi="en_US"/>
-          </w:rPr>
-          <w:rPr>
-            <w:color w:val="0000EE"/>
-            <w:u w:val="single"/>
-          </w:rPr>
-          <w:t>Song of Solomon 2:7</w:t>
-        </w:r>
-      </w:hyperlink>
+      <w:r>
+        <w:rPr>
+          <w:lang w:val="en_US" w:bidi="en_US"/>
+        </w:rPr>
+        <w:t>Song of Solomon 2:7</w:t>
+      </w:r>
       <w:r>
         <w:rPr>
           <w:lang w:val="en_US" w:bidi="en_US"/>
         </w:rPr>
         <w:t xml:space="preserve">; </w:t>
       </w:r>
-      <w:hyperlink r:id="rId17">
-        <w:r>
-          <w:rPr>
-            <w:lang w:val="en_US" w:bidi="en_US"/>
-          </w:rPr>
-          <w:rPr>
-            <w:color w:val="0000EE"/>
-            <w:u w:val="single"/>
-          </w:rPr>
-          <w:t>3:5</w:t>
-        </w:r>
-      </w:hyperlink>
+      <w:r>
+        <w:rPr>
+          <w:lang w:val="en_US" w:bidi="en_US"/>
+        </w:rPr>
+        <w:t>3:5</w:t>
+      </w:r>
       <w:r>
         <w:rPr>
           <w:lang w:val="en_US" w:bidi="en_US"/>
         </w:rPr>
         <w:t xml:space="preserve">). They are portrayed as close, trusted friends who are fond of the woman and respond to her requests. She often tells in them about her lover, and they praise the couple from their outside perspective (for example, </w:t>
       </w:r>
-      <w:hyperlink r:id="rId18">
-        <w:r>
-          <w:rPr>
-            <w:lang w:val="en_US" w:bidi="en_US"/>
-          </w:rPr>
-          <w:rPr>
-            <w:color w:val="0000EE"/>
-            <w:u w:val="single"/>
-          </w:rPr>
-          <w:t>Song of Solomon 5:1</w:t>
-        </w:r>
-      </w:hyperlink>
+      <w:r>
+        <w:rPr>
+          <w:lang w:val="en_US" w:bidi="en_US"/>
+        </w:rPr>
+        <w:t>Song of Solomon 5:1</w:t>
+      </w:r>
       <w:r>
         <w:rPr>
           <w:lang w:val="en_US" w:bidi="en_US"/>
         </w:rPr>
         <w:t xml:space="preserve">, </w:t>
       </w:r>
-      <w:hyperlink r:id="rId19">
-        <w:r>
-          <w:rPr>
-            <w:lang w:val="en_US" w:bidi="en_US"/>
-          </w:rPr>
-          <w:rPr>
-            <w:color w:val="0000EE"/>
-            <w:u w:val="single"/>
-          </w:rPr>
-          <w:t>9</w:t>
-        </w:r>
-      </w:hyperlink>
+      <w:r>
+        <w:rPr>
+          <w:lang w:val="en_US" w:bidi="en_US"/>
+        </w:rPr>
+        <w:t>9</w:t>
+      </w:r>
       <w:r>
         <w:rPr>
           <w:lang w:val="en_US" w:bidi="en_US"/>
@@ -917,18 +869,12 @@
         </w:rPr>
         <w:t xml:space="preserve">The woman's dark skin is not related to her race; the sun has darkened her complexion. Despite this, she maintains her self-respect and asserts her beauty. She looks healthy from working in vineyards and caring for goats (see also </w:t>
       </w:r>
-      <w:hyperlink r:id="rId20">
-        <w:r>
-          <w:rPr>
-            <w:lang w:val="en_US" w:bidi="en_US"/>
-          </w:rPr>
-          <w:rPr>
-            <w:color w:val="0000EE"/>
-            <w:u w:val="single"/>
-          </w:rPr>
-          <w:t>Song of Solomon 1:8</w:t>
-        </w:r>
-      </w:hyperlink>
+      <w:r>
+        <w:rPr>
+          <w:lang w:val="en_US" w:bidi="en_US"/>
+        </w:rPr>
+        <w:t>Song of Solomon 1:8</w:t>
+      </w:r>
       <w:r>
         <w:rPr>
           <w:lang w:val="en_US" w:bidi="en_US"/>
@@ -1001,54 +947,36 @@
         </w:rPr>
         <w:t>If the Song is a three-character drama and the shepherd is her lover, the couple was apart while she was in the king’s palace. In this passage, she wants to know where to find him when she leaves. Twice, she is frantic about losing him again (</w:t>
       </w:r>
-      <w:hyperlink r:id="rId21">
-        <w:r>
-          <w:rPr>
-            <w:lang w:val="en_US" w:bidi="en_US"/>
-          </w:rPr>
-          <w:rPr>
-            <w:color w:val="0000EE"/>
-            <w:u w:val="single"/>
-          </w:rPr>
-          <w:t>Song of Solomon 3:1–4</w:t>
-        </w:r>
-      </w:hyperlink>
+      <w:r>
+        <w:rPr>
+          <w:lang w:val="en_US" w:bidi="en_US"/>
+        </w:rPr>
+        <w:t>Song of Solomon 3:1–4</w:t>
+      </w:r>
       <w:r>
         <w:rPr>
           <w:lang w:val="en_US" w:bidi="en_US"/>
         </w:rPr>
         <w:t xml:space="preserve">; </w:t>
       </w:r>
-      <w:hyperlink r:id="rId22">
-        <w:r>
-          <w:rPr>
-            <w:lang w:val="en_US" w:bidi="en_US"/>
-          </w:rPr>
-          <w:rPr>
-            <w:color w:val="0000EE"/>
-            <w:u w:val="single"/>
-          </w:rPr>
-          <w:t>5:2–8</w:t>
-        </w:r>
-      </w:hyperlink>
+      <w:r>
+        <w:rPr>
+          <w:lang w:val="en_US" w:bidi="en_US"/>
+        </w:rPr>
+        <w:t>5:2–8</w:t>
+      </w:r>
       <w:r>
         <w:rPr>
           <w:lang w:val="en_US" w:bidi="en_US"/>
         </w:rPr>
         <w:t>). At other times, her concern is more subtle (</w:t>
       </w:r>
-      <w:hyperlink r:id="rId23">
-        <w:r>
-          <w:rPr>
-            <w:lang w:val="en_US" w:bidi="en_US"/>
-          </w:rPr>
-          <w:rPr>
-            <w:color w:val="0000EE"/>
-            <w:u w:val="single"/>
-          </w:rPr>
-          <w:t>Song of Solomon 2:14</w:t>
-        </w:r>
-      </w:hyperlink>
+      <w:r>
+        <w:rPr>
+          <w:lang w:val="en_US" w:bidi="en_US"/>
+        </w:rPr>
+        <w:t>Song of Solomon 2:14</w:t>
+      </w:r>
       <w:r>
         <w:rPr>
           <w:lang w:val="en_US" w:bidi="en_US"/>
@@ -1127,54 +1055,36 @@
         </w:rPr>
         <w:t xml:space="preserve"> as a metaphor for the woman's body (compare </w:t>
       </w:r>
-      <w:hyperlink r:id="rId24">
-        <w:r>
-          <w:rPr>
-            <w:lang w:val="en_US" w:bidi="en_US"/>
-          </w:rPr>
-          <w:rPr>
-            <w:color w:val="0000EE"/>
-            <w:u w:val="single"/>
-          </w:rPr>
-          <w:t>Song of Solomon 2:15</w:t>
-        </w:r>
-      </w:hyperlink>
+      <w:r>
+        <w:rPr>
+          <w:lang w:val="en_US" w:bidi="en_US"/>
+        </w:rPr>
+        <w:t>Song of Solomon 2:15</w:t>
+      </w:r>
       <w:r>
         <w:rPr>
           <w:lang w:val="en_US" w:bidi="en_US"/>
         </w:rPr>
         <w:t xml:space="preserve">; </w:t>
       </w:r>
-      <w:hyperlink r:id="rId25">
-        <w:r>
-          <w:rPr>
-            <w:lang w:val="en_US" w:bidi="en_US"/>
-          </w:rPr>
-          <w:rPr>
-            <w:color w:val="0000EE"/>
-            <w:u w:val="single"/>
-          </w:rPr>
-          <w:t>7:12</w:t>
-        </w:r>
-      </w:hyperlink>
+      <w:r>
+        <w:rPr>
+          <w:lang w:val="en_US" w:bidi="en_US"/>
+        </w:rPr>
+        <w:t>7:12</w:t>
+      </w:r>
       <w:r>
         <w:rPr>
           <w:lang w:val="en_US" w:bidi="en_US"/>
         </w:rPr>
         <w:t xml:space="preserve">). In ancient Near Eastern societies, brothers protected their sisters from early intimate relationships. The woman's protest shows she believes she is ready for love (see also </w:t>
       </w:r>
-      <w:hyperlink r:id="rId26">
-        <w:r>
-          <w:rPr>
-            <w:lang w:val="en_US" w:bidi="en_US"/>
-          </w:rPr>
-          <w:rPr>
-            <w:color w:val="0000EE"/>
-            <w:u w:val="single"/>
-          </w:rPr>
-          <w:t>Song of Solomon 8:8–12</w:t>
-        </w:r>
-      </w:hyperlink>
+      <w:r>
+        <w:rPr>
+          <w:lang w:val="en_US" w:bidi="en_US"/>
+        </w:rPr>
+        <w:t>Song of Solomon 8:8–12</w:t>
+      </w:r>
       <w:r>
         <w:rPr>
           <w:lang w:val="en_US" w:bidi="en_US"/>
@@ -1212,18 +1122,12 @@
         </w:rPr>
         <w:t xml:space="preserve"> as actual vineyards: The brothers' mistreatment led to the woman's inability to care for the vineyards she was responsible for. She ended up in Solomon's harem because she could not pay him the money she owed (</w:t>
       </w:r>
-      <w:hyperlink r:id="rId27">
-        <w:r>
-          <w:rPr>
-            <w:lang w:val="en_US" w:bidi="en_US"/>
-          </w:rPr>
-          <w:rPr>
-            <w:color w:val="0000EE"/>
-            <w:u w:val="single"/>
-          </w:rPr>
-          <w:t>Song of Solomon 8:11–12</w:t>
-        </w:r>
-      </w:hyperlink>
+      <w:r>
+        <w:rPr>
+          <w:lang w:val="en_US" w:bidi="en_US"/>
+        </w:rPr>
+        <w:t>Song of Solomon 8:11–12</w:t>
+      </w:r>
       <w:r>
         <w:rPr>
           <w:lang w:val="en_US" w:bidi="en_US"/>
@@ -1314,54 +1218,36 @@
         </w:rPr>
         <w:t>: Prostitutes wore veils to hide their identities (</w:t>
       </w:r>
-      <w:hyperlink r:id="rId28">
-        <w:r>
-          <w:rPr>
-            <w:lang w:val="en_US" w:bidi="en_US"/>
-          </w:rPr>
-          <w:rPr>
-            <w:color w:val="0000EE"/>
-            <w:u w:val="single"/>
-          </w:rPr>
-          <w:t>Genesis 38:14–16</w:t>
-        </w:r>
-      </w:hyperlink>
+      <w:r>
+        <w:rPr>
+          <w:lang w:val="en_US" w:bidi="en_US"/>
+        </w:rPr>
+        <w:t>Genesis 38:14–16</w:t>
+      </w:r>
       <w:r>
         <w:rPr>
           <w:lang w:val="en_US" w:bidi="en_US"/>
         </w:rPr>
         <w:t>). Since Solomon has claimed the woman as a concubine, she has a reason to cover herself and stay discreet. She wants to avoid asking everyone around her where her loved one is (</w:t>
       </w:r>
-      <w:hyperlink r:id="rId29">
-        <w:r>
-          <w:rPr>
-            <w:lang w:val="en_US" w:bidi="en_US"/>
-          </w:rPr>
-          <w:rPr>
-            <w:color w:val="0000EE"/>
-            <w:u w:val="single"/>
-          </w:rPr>
-          <w:t>Song of Songs 3:3</w:t>
-        </w:r>
-      </w:hyperlink>
+      <w:r>
+        <w:rPr>
+          <w:lang w:val="en_US" w:bidi="en_US"/>
+        </w:rPr>
+        <w:t>Song of Songs 3:3</w:t>
+      </w:r>
       <w:r>
         <w:rPr>
           <w:lang w:val="en_US" w:bidi="en_US"/>
         </w:rPr>
         <w:t xml:space="preserve">; </w:t>
       </w:r>
-      <w:hyperlink r:id="rId30">
-        <w:r>
-          <w:rPr>
-            <w:lang w:val="en_US" w:bidi="en_US"/>
-          </w:rPr>
-          <w:rPr>
-            <w:color w:val="0000EE"/>
-            <w:u w:val="single"/>
-          </w:rPr>
-          <w:t>5:6–7</w:t>
-        </w:r>
-      </w:hyperlink>
+      <w:r>
+        <w:rPr>
+          <w:lang w:val="en_US" w:bidi="en_US"/>
+        </w:rPr>
+        <w:t>5:6–7</w:t>
+      </w:r>
       <w:r>
         <w:rPr>
           <w:lang w:val="en_US" w:bidi="en_US"/>
@@ -1503,144 +1389,96 @@
         </w:rPr>
         <w:t>) to show his respect for her as a partner, friend, and lover (</w:t>
       </w:r>
-      <w:hyperlink r:id="rId31">
-        <w:r>
-          <w:rPr>
-            <w:lang w:val="en_US" w:bidi="en_US"/>
-          </w:rPr>
-          <w:rPr>
-            <w:color w:val="0000EE"/>
-            <w:u w:val="single"/>
-          </w:rPr>
-          <w:t>Song of Solomon 1:15</w:t>
-        </w:r>
-      </w:hyperlink>
+      <w:r>
+        <w:rPr>
+          <w:lang w:val="en_US" w:bidi="en_US"/>
+        </w:rPr>
+        <w:t>Song of Solomon 1:15</w:t>
+      </w:r>
       <w:r>
         <w:rPr>
           <w:lang w:val="en_US" w:bidi="en_US"/>
         </w:rPr>
         <w:t xml:space="preserve">; </w:t>
       </w:r>
-      <w:hyperlink r:id="rId32">
-        <w:r>
-          <w:rPr>
-            <w:lang w:val="en_US" w:bidi="en_US"/>
-          </w:rPr>
-          <w:rPr>
-            <w:color w:val="0000EE"/>
-            <w:u w:val="single"/>
-          </w:rPr>
-          <w:t>2:2</w:t>
-        </w:r>
-      </w:hyperlink>
+      <w:r>
+        <w:rPr>
+          <w:lang w:val="en_US" w:bidi="en_US"/>
+        </w:rPr>
+        <w:t>2:2</w:t>
+      </w:r>
       <w:r>
         <w:rPr>
           <w:lang w:val="en_US" w:bidi="en_US"/>
         </w:rPr>
         <w:t xml:space="preserve">, </w:t>
       </w:r>
-      <w:hyperlink r:id="rId33">
-        <w:r>
-          <w:rPr>
-            <w:lang w:val="en_US" w:bidi="en_US"/>
-          </w:rPr>
-          <w:rPr>
-            <w:color w:val="0000EE"/>
-            <w:u w:val="single"/>
-          </w:rPr>
-          <w:t>10</w:t>
-        </w:r>
-      </w:hyperlink>
+      <w:r>
+        <w:rPr>
+          <w:lang w:val="en_US" w:bidi="en_US"/>
+        </w:rPr>
+        <w:t>10</w:t>
+      </w:r>
       <w:r>
         <w:rPr>
           <w:lang w:val="en_US" w:bidi="en_US"/>
         </w:rPr>
         <w:t xml:space="preserve">, </w:t>
       </w:r>
-      <w:hyperlink r:id="rId34">
-        <w:r>
-          <w:rPr>
-            <w:lang w:val="en_US" w:bidi="en_US"/>
-          </w:rPr>
-          <w:rPr>
-            <w:color w:val="0000EE"/>
-            <w:u w:val="single"/>
-          </w:rPr>
-          <w:t>13</w:t>
-        </w:r>
-      </w:hyperlink>
+      <w:r>
+        <w:rPr>
+          <w:lang w:val="en_US" w:bidi="en_US"/>
+        </w:rPr>
+        <w:t>13</w:t>
+      </w:r>
       <w:r>
         <w:rPr>
           <w:lang w:val="en_US" w:bidi="en_US"/>
         </w:rPr>
         <w:t xml:space="preserve">; </w:t>
       </w:r>
-      <w:hyperlink r:id="rId35">
-        <w:r>
-          <w:rPr>
-            <w:lang w:val="en_US" w:bidi="en_US"/>
-          </w:rPr>
-          <w:rPr>
-            <w:color w:val="0000EE"/>
-            <w:u w:val="single"/>
-          </w:rPr>
-          <w:t>4:1</w:t>
-        </w:r>
-      </w:hyperlink>
+      <w:r>
+        <w:rPr>
+          <w:lang w:val="en_US" w:bidi="en_US"/>
+        </w:rPr>
+        <w:t>4:1</w:t>
+      </w:r>
       <w:r>
         <w:rPr>
           <w:lang w:val="en_US" w:bidi="en_US"/>
         </w:rPr>
         <w:t xml:space="preserve">, </w:t>
       </w:r>
-      <w:hyperlink r:id="rId36">
-        <w:r>
-          <w:rPr>
-            <w:lang w:val="en_US" w:bidi="en_US"/>
-          </w:rPr>
-          <w:rPr>
-            <w:color w:val="0000EE"/>
-            <w:u w:val="single"/>
-          </w:rPr>
-          <w:t>7</w:t>
-        </w:r>
-      </w:hyperlink>
+      <w:r>
+        <w:rPr>
+          <w:lang w:val="en_US" w:bidi="en_US"/>
+        </w:rPr>
+        <w:t>7</w:t>
+      </w:r>
       <w:r>
         <w:rPr>
           <w:lang w:val="en_US" w:bidi="en_US"/>
         </w:rPr>
         <w:t xml:space="preserve">; </w:t>
       </w:r>
-      <w:hyperlink r:id="rId37">
-        <w:r>
-          <w:rPr>
-            <w:lang w:val="en_US" w:bidi="en_US"/>
-          </w:rPr>
-          <w:rPr>
-            <w:color w:val="0000EE"/>
-            <w:u w:val="single"/>
-          </w:rPr>
-          <w:t>5:2</w:t>
-        </w:r>
-      </w:hyperlink>
+      <w:r>
+        <w:rPr>
+          <w:lang w:val="en_US" w:bidi="en_US"/>
+        </w:rPr>
+        <w:t>5:2</w:t>
+      </w:r>
       <w:r>
         <w:rPr>
           <w:lang w:val="en_US" w:bidi="en_US"/>
         </w:rPr>
         <w:t xml:space="preserve">; </w:t>
       </w:r>
-      <w:hyperlink r:id="rId38">
-        <w:r>
-          <w:rPr>
-            <w:lang w:val="en_US" w:bidi="en_US"/>
-          </w:rPr>
-          <w:rPr>
-            <w:color w:val="0000EE"/>
-            <w:u w:val="single"/>
-          </w:rPr>
-          <w:t>6:4</w:t>
-        </w:r>
-      </w:hyperlink>
+      <w:r>
+        <w:rPr>
+          <w:lang w:val="en_US" w:bidi="en_US"/>
+        </w:rPr>
+        <w:t>6:4</w:t>
+      </w:r>
       <w:r>
         <w:rPr>
           <w:lang w:val="en_US" w:bidi="en_US"/>
@@ -1713,18 +1551,12 @@
         </w:rPr>
         <w:t xml:space="preserve">The woman's beauty shines with her jewelry. The man decides to give her more jewelry to enhance her beauty even further (compare </w:t>
       </w:r>
-      <w:hyperlink r:id="rId39">
-        <w:r>
-          <w:rPr>
-            <w:lang w:val="en_US" w:bidi="en_US"/>
-          </w:rPr>
-          <w:rPr>
-            <w:color w:val="0000EE"/>
-            <w:u w:val="single"/>
-          </w:rPr>
-          <w:t>Matthew 13:12</w:t>
-        </w:r>
-      </w:hyperlink>
+      <w:r>
+        <w:rPr>
+          <w:lang w:val="en_US" w:bidi="en_US"/>
+        </w:rPr>
+        <w:t>Matthew 13:12</w:t>
+      </w:r>
       <w:r>
         <w:rPr>
           <w:lang w:val="en_US" w:bidi="en_US"/>
@@ -1866,54 +1698,36 @@
         </w:rPr>
         <w:t>In the dramatic view, the woman is in the king's palace (</w:t>
       </w:r>
-      <w:hyperlink r:id="rId14">
-        <w:r>
-          <w:rPr>
-            <w:lang w:val="en_US" w:bidi="en_US"/>
-          </w:rPr>
-          <w:rPr>
-            <w:color w:val="0000EE"/>
-            <w:u w:val="single"/>
-          </w:rPr>
-          <w:t>Song of Solomon 1:4</w:t>
-        </w:r>
-      </w:hyperlink>
+      <w:r>
+        <w:rPr>
+          <w:lang w:val="en_US" w:bidi="en_US"/>
+        </w:rPr>
+        <w:t>Song of Solomon 1:4</w:t>
+      </w:r>
       <w:r>
         <w:rPr>
           <w:lang w:val="en_US" w:bidi="en_US"/>
         </w:rPr>
         <w:t xml:space="preserve">, </w:t>
       </w:r>
-      <w:hyperlink r:id="rId40">
-        <w:r>
-          <w:rPr>
-            <w:lang w:val="en_US" w:bidi="en_US"/>
-          </w:rPr>
-          <w:rPr>
-            <w:color w:val="0000EE"/>
-            <w:u w:val="single"/>
-          </w:rPr>
-          <w:t>12</w:t>
-        </w:r>
-      </w:hyperlink>
+      <w:r>
+        <w:rPr>
+          <w:lang w:val="en_US" w:bidi="en_US"/>
+        </w:rPr>
+        <w:t>12</w:t>
+      </w:r>
       <w:r>
         <w:rPr>
           <w:lang w:val="en_US" w:bidi="en_US"/>
         </w:rPr>
         <w:t>), but her heart belongs to her shepherd lover (</w:t>
       </w:r>
-      <w:hyperlink r:id="rId41">
-        <w:r>
-          <w:rPr>
-            <w:lang w:val="en_US" w:bidi="en_US"/>
-          </w:rPr>
-          <w:rPr>
-            <w:color w:val="0000EE"/>
-            <w:u w:val="single"/>
-          </w:rPr>
-          <w:t>1:13–14</w:t>
-        </w:r>
-      </w:hyperlink>
+      <w:r>
+        <w:rPr>
+          <w:lang w:val="en_US" w:bidi="en_US"/>
+        </w:rPr>
+        <w:t>1:13–14</w:t>
+      </w:r>
       <w:r>
         <w:rPr>
           <w:lang w:val="en_US" w:bidi="en_US"/>
@@ -2126,36 +1940,24 @@
         </w:rPr>
         <w:t xml:space="preserve">The comparison of the woman's eyes to doves (see also </w:t>
       </w:r>
-      <w:hyperlink r:id="rId35">
-        <w:r>
-          <w:rPr>
-            <w:lang w:val="en_US" w:bidi="en_US"/>
-          </w:rPr>
-          <w:rPr>
-            <w:color w:val="0000EE"/>
-            <w:u w:val="single"/>
-          </w:rPr>
-          <w:t>Song of Solomon 4:1</w:t>
-        </w:r>
-      </w:hyperlink>
+      <w:r>
+        <w:rPr>
+          <w:lang w:val="en_US" w:bidi="en_US"/>
+        </w:rPr>
+        <w:t>Song of Solomon 4:1</w:t>
+      </w:r>
       <w:r>
         <w:rPr>
           <w:lang w:val="en_US" w:bidi="en_US"/>
         </w:rPr>
         <w:t xml:space="preserve">; </w:t>
       </w:r>
-      <w:hyperlink r:id="rId42">
-        <w:r>
-          <w:rPr>
-            <w:lang w:val="en_US" w:bidi="en_US"/>
-          </w:rPr>
-          <w:rPr>
-            <w:color w:val="0000EE"/>
-            <w:u w:val="single"/>
-          </w:rPr>
-          <w:t>5:12</w:t>
-        </w:r>
-      </w:hyperlink>
+      <w:r>
+        <w:rPr>
+          <w:lang w:val="en_US" w:bidi="en_US"/>
+        </w:rPr>
+        <w:t>5:12</w:t>
+      </w:r>
       <w:r>
         <w:rPr>
           <w:lang w:val="en_US" w:bidi="en_US"/>
@@ -2472,18 +2274,12 @@
         </w:rPr>
         <w:t>The poem ends (</w:t>
       </w:r>
-      <w:hyperlink r:id="rId43">
-        <w:r>
-          <w:rPr>
-            <w:lang w:val="en_US" w:bidi="en_US"/>
-          </w:rPr>
-          <w:rPr>
-            <w:color w:val="0000EE"/>
-            <w:u w:val="single"/>
-          </w:rPr>
-          <w:t>Song of Solomon 2:6</w:t>
-        </w:r>
-      </w:hyperlink>
+      <w:r>
+        <w:rPr>
+          <w:lang w:val="en_US" w:bidi="en_US"/>
+        </w:rPr>
+        <w:t>Song of Solomon 2:6</w:t>
+      </w:r>
       <w:r>
         <w:rPr>
           <w:lang w:val="en_US" w:bidi="en_US"/>
@@ -2538,36 +2334,24 @@
         </w:rPr>
         <w:t xml:space="preserve">She is like a small, beautiful flower, while he resembles a large, strong apple tree. In the ancient Near East, an apple tree symbolizes sensuality due to its tasty fruit and pleasant fragrance. In the intense heat of the Middle Eastern climate, a tree's shade is not just refreshing; it can be life-saving (compare </w:t>
       </w:r>
-      <w:hyperlink r:id="rId44">
-        <w:r>
-          <w:rPr>
-            <w:lang w:val="en_US" w:bidi="en_US"/>
-          </w:rPr>
-          <w:rPr>
-            <w:color w:val="0000EE"/>
-            <w:u w:val="single"/>
-          </w:rPr>
-          <w:t>Jonah 4:6</w:t>
-        </w:r>
-      </w:hyperlink>
+      <w:r>
+        <w:rPr>
+          <w:lang w:val="en_US" w:bidi="en_US"/>
+        </w:rPr>
+        <w:t>Jonah 4:6</w:t>
+      </w:r>
       <w:r>
         <w:rPr>
           <w:lang w:val="en_US" w:bidi="en_US"/>
         </w:rPr>
         <w:t xml:space="preserve">; </w:t>
       </w:r>
-      <w:hyperlink r:id="rId45">
-        <w:r>
-          <w:rPr>
-            <w:lang w:val="en_US" w:bidi="en_US"/>
-          </w:rPr>
-          <w:rPr>
-            <w:color w:val="0000EE"/>
-            <w:u w:val="single"/>
-          </w:rPr>
-          <w:t>Matthew 13:32</w:t>
-        </w:r>
-      </w:hyperlink>
+      <w:r>
+        <w:rPr>
+          <w:lang w:val="en_US" w:bidi="en_US"/>
+        </w:rPr>
+        <w:t>Matthew 13:32</w:t>
+      </w:r>
       <w:r>
         <w:rPr>
           <w:lang w:val="en_US" w:bidi="en_US"/>
@@ -2784,18 +2568,12 @@
         </w:rPr>
         <w:t xml:space="preserve"> He tenderly supports her with his embrace as they lie together (see also </w:t>
       </w:r>
-      <w:hyperlink r:id="rId46">
-        <w:r>
-          <w:rPr>
-            <w:lang w:val="en_US" w:bidi="en_US"/>
-          </w:rPr>
-          <w:rPr>
-            <w:color w:val="0000EE"/>
-            <w:u w:val="single"/>
-          </w:rPr>
-          <w:t>Song of Solomon 8:3</w:t>
-        </w:r>
-      </w:hyperlink>
+      <w:r>
+        <w:rPr>
+          <w:lang w:val="en_US" w:bidi="en_US"/>
+        </w:rPr>
+        <w:t>Song of Solomon 8:3</w:t>
+      </w:r>
       <w:r>
         <w:rPr>
           <w:lang w:val="en_US" w:bidi="en_US"/>
@@ -2861,36 +2639,24 @@
         </w:rPr>
         <w:t xml:space="preserve">: This plea is important in the Song; it repeats in </w:t>
       </w:r>
-      <w:hyperlink r:id="rId17">
-        <w:r>
-          <w:rPr>
-            <w:lang w:val="en_US" w:bidi="en_US"/>
-          </w:rPr>
-          <w:rPr>
-            <w:color w:val="0000EE"/>
-            <w:u w:val="single"/>
-          </w:rPr>
-          <w:t>Song of Solomon 3:5</w:t>
-        </w:r>
-      </w:hyperlink>
+      <w:r>
+        <w:rPr>
+          <w:lang w:val="en_US" w:bidi="en_US"/>
+        </w:rPr>
+        <w:t>Song of Solomon 3:5</w:t>
+      </w:r>
       <w:r>
         <w:rPr>
           <w:lang w:val="en_US" w:bidi="en_US"/>
         </w:rPr>
         <w:t xml:space="preserve"> and </w:t>
       </w:r>
-      <w:hyperlink r:id="rId47">
-        <w:r>
-          <w:rPr>
-            <w:lang w:val="en_US" w:bidi="en_US"/>
-          </w:rPr>
-          <w:rPr>
-            <w:color w:val="0000EE"/>
-            <w:u w:val="single"/>
-          </w:rPr>
-          <w:t>8:4</w:t>
-        </w:r>
-      </w:hyperlink>
+      <w:r>
+        <w:rPr>
+          <w:lang w:val="en_US" w:bidi="en_US"/>
+        </w:rPr>
+        <w:t>8:4</w:t>
+      </w:r>
       <w:r>
         <w:rPr>
           <w:lang w:val="en_US" w:bidi="en_US"/>
@@ -2922,18 +2688,12 @@
         </w:rPr>
         <w:t xml:space="preserve">: As in </w:t>
       </w:r>
-      <w:hyperlink r:id="rId48">
-        <w:r>
-          <w:rPr>
-            <w:lang w:val="en_US" w:bidi="en_US"/>
-          </w:rPr>
-          <w:rPr>
-            <w:color w:val="0000EE"/>
-            <w:u w:val="single"/>
-          </w:rPr>
-          <w:t>Song of Solomon 8:8–9</w:t>
-        </w:r>
-      </w:hyperlink>
+      <w:r>
+        <w:rPr>
+          <w:lang w:val="en_US" w:bidi="en_US"/>
+        </w:rPr>
+        <w:t>Song of Solomon 8:8–9</w:t>
+      </w:r>
       <w:r>
         <w:rPr>
           <w:lang w:val="en_US" w:bidi="en_US"/>
@@ -3071,18 +2831,12 @@
         </w:rPr>
         <w:t>In this poem, the woman looks forward to her lover's arrival. She describes winter ending and spring beginning, a time of floral scents and new starts. She and her lover are in their country garden, a place of closeness, though there is a hint of danger even here (</w:t>
       </w:r>
-      <w:hyperlink r:id="rId24">
-        <w:r>
-          <w:rPr>
-            <w:lang w:val="en_US" w:bidi="en_US"/>
-          </w:rPr>
-          <w:rPr>
-            <w:color w:val="0000EE"/>
-            <w:u w:val="single"/>
-          </w:rPr>
-          <w:t>Song of Solomon 2:15</w:t>
-        </w:r>
-      </w:hyperlink>
+      <w:r>
+        <w:rPr>
+          <w:lang w:val="en_US" w:bidi="en_US"/>
+        </w:rPr>
+        <w:t>Song of Solomon 2:15</w:t>
+      </w:r>
       <w:r>
         <w:rPr>
           <w:lang w:val="en_US" w:bidi="en_US"/>
@@ -3277,18 +3031,12 @@
         </w:rPr>
         <w:t xml:space="preserve">In the dramatic view, the woman’s role as a vinedresser is still relevant. She is likely instructing the vinedressers who managed her vineyard and received two hundred pieces of silver from her in </w:t>
       </w:r>
-      <w:hyperlink r:id="rId49">
-        <w:r>
-          <w:rPr>
-            <w:lang w:val="en_US" w:bidi="en_US"/>
-          </w:rPr>
-          <w:rPr>
-            <w:color w:val="0000EE"/>
-            <w:u w:val="single"/>
-          </w:rPr>
-          <w:t>Song of Solomon 8:12</w:t>
-        </w:r>
-      </w:hyperlink>
+      <w:r>
+        <w:rPr>
+          <w:lang w:val="en_US" w:bidi="en_US"/>
+        </w:rPr>
+        <w:t>Song of Solomon 8:12</w:t>
+      </w:r>
       <w:r>
         <w:rPr>
           <w:lang w:val="en_US" w:bidi="en_US"/>
@@ -3372,72 +3120,48 @@
         </w:rPr>
         <w:t xml:space="preserve">Alternatively, the lover, like a gazelle, grazes among the lilies, which might represent the woman. This suggests their close relationship. The woman is often compared to a garden (see also </w:t>
       </w:r>
-      <w:hyperlink r:id="rId50">
-        <w:r>
-          <w:rPr>
-            <w:lang w:val="en_US" w:bidi="en_US"/>
-          </w:rPr>
-          <w:rPr>
-            <w:color w:val="0000EE"/>
-            <w:u w:val="single"/>
-          </w:rPr>
-          <w:t>Song of Solomon 4:12</w:t>
-        </w:r>
-      </w:hyperlink>
+      <w:r>
+        <w:rPr>
+          <w:lang w:val="en_US" w:bidi="en_US"/>
+        </w:rPr>
+        <w:t>Song of Solomon 4:12</w:t>
+      </w:r>
       <w:r>
         <w:rPr>
           <w:lang w:val="en_US" w:bidi="en_US"/>
         </w:rPr>
         <w:t xml:space="preserve">, </w:t>
       </w:r>
-      <w:hyperlink r:id="rId51">
-        <w:r>
-          <w:rPr>
-            <w:lang w:val="en_US" w:bidi="en_US"/>
-          </w:rPr>
-          <w:rPr>
-            <w:color w:val="0000EE"/>
-            <w:u w:val="single"/>
-          </w:rPr>
-          <w:t>15–16</w:t>
-        </w:r>
-      </w:hyperlink>
+      <w:r>
+        <w:rPr>
+          <w:lang w:val="en_US" w:bidi="en_US"/>
+        </w:rPr>
+        <w:t>15–16</w:t>
+      </w:r>
       <w:r>
         <w:rPr>
           <w:lang w:val="en_US" w:bidi="en_US"/>
         </w:rPr>
         <w:t xml:space="preserve">; </w:t>
       </w:r>
-      <w:hyperlink r:id="rId18">
-        <w:r>
-          <w:rPr>
-            <w:lang w:val="en_US" w:bidi="en_US"/>
-          </w:rPr>
-          <w:rPr>
-            <w:color w:val="0000EE"/>
-            <w:u w:val="single"/>
-          </w:rPr>
-          <w:t>5:1</w:t>
-        </w:r>
-      </w:hyperlink>
+      <w:r>
+        <w:rPr>
+          <w:lang w:val="en_US" w:bidi="en_US"/>
+        </w:rPr>
+        <w:t>5:1</w:t>
+      </w:r>
       <w:r>
         <w:rPr>
           <w:lang w:val="en_US" w:bidi="en_US"/>
         </w:rPr>
         <w:t xml:space="preserve">; </w:t>
       </w:r>
-      <w:hyperlink r:id="rId52">
-        <w:r>
-          <w:rPr>
-            <w:lang w:val="en_US" w:bidi="en_US"/>
-          </w:rPr>
-          <w:rPr>
-            <w:color w:val="0000EE"/>
-            <w:u w:val="single"/>
-          </w:rPr>
-          <w:t>6:2</w:t>
-        </w:r>
-      </w:hyperlink>
+      <w:r>
+        <w:rPr>
+          <w:lang w:val="en_US" w:bidi="en_US"/>
+        </w:rPr>
+        <w:t>6:2</w:t>
+      </w:r>
       <w:r>
         <w:rPr>
           <w:lang w:val="en_US" w:bidi="en_US"/>
@@ -3587,18 +3311,12 @@
         </w:rPr>
         <w:t>Since the women of Jerusalem are mentioned often (</w:t>
       </w:r>
-      <w:hyperlink r:id="rId17">
-        <w:r>
-          <w:rPr>
-            <w:lang w:val="en_US" w:bidi="en_US"/>
-          </w:rPr>
-          <w:rPr>
-            <w:color w:val="0000EE"/>
-            <w:u w:val="single"/>
-          </w:rPr>
-          <w:t>Song of Solomon 3:5</w:t>
-        </w:r>
-      </w:hyperlink>
+      <w:r>
+        <w:rPr>
+          <w:lang w:val="en_US" w:bidi="en_US"/>
+        </w:rPr>
+        <w:t>Song of Solomon 3:5</w:t>
+      </w:r>
       <w:r>
         <w:rPr>
           <w:lang w:val="en_US" w:bidi="en_US"/>
@@ -3623,18 +3341,12 @@
         </w:rPr>
         <w:t>The king of Israel would probably not be outside in the city at night. If he had his sixty-man entourage with him (</w:t>
       </w:r>
-      <w:hyperlink r:id="rId53">
-        <w:r>
-          <w:rPr>
-            <w:lang w:val="en_US" w:bidi="en_US"/>
-          </w:rPr>
-          <w:rPr>
-            <w:color w:val="0000EE"/>
-            <w:u w:val="single"/>
-          </w:rPr>
-          <w:t>Song of Solomon 3:7–8</w:t>
-        </w:r>
-      </w:hyperlink>
+      <w:r>
+        <w:rPr>
+          <w:lang w:val="en_US" w:bidi="en_US"/>
+        </w:rPr>
+        <w:t>Song of Solomon 3:7–8</w:t>
+      </w:r>
       <w:r>
         <w:rPr>
           <w:lang w:val="en_US" w:bidi="en_US"/>
@@ -3833,18 +3545,12 @@
         </w:rPr>
         <w:t>King Solomon's carriage was made from materials that matched his wealth and power. It included the same costly Lebanese wood used to build the Temple (</w:t>
       </w:r>
-      <w:hyperlink r:id="rId54">
-        <w:r>
-          <w:rPr>
-            <w:lang w:val="en_US" w:bidi="en_US"/>
-          </w:rPr>
-          <w:rPr>
-            <w:color w:val="0000EE"/>
-            <w:u w:val="single"/>
-          </w:rPr>
-          <w:t>1 Kings 5:5–6</w:t>
-        </w:r>
-      </w:hyperlink>
+      <w:r>
+        <w:rPr>
+          <w:lang w:val="en_US" w:bidi="en_US"/>
+        </w:rPr>
+        <w:t>1 Kings 5:5–6</w:t>
+      </w:r>
       <w:r>
         <w:rPr>
           <w:lang w:val="en_US" w:bidi="en_US"/>
@@ -3924,36 +3630,24 @@
         </w:rPr>
         <w:t xml:space="preserve">This is the only clear mention of a wedding in the Song. The text calls the woman a "bride" in </w:t>
       </w:r>
-      <w:hyperlink r:id="rId55">
-        <w:r>
-          <w:rPr>
-            <w:lang w:val="en_US" w:bidi="en_US"/>
-          </w:rPr>
-          <w:rPr>
-            <w:color w:val="0000EE"/>
-            <w:u w:val="single"/>
-          </w:rPr>
-          <w:t>Song of Solomon 4:8–12</w:t>
-        </w:r>
-      </w:hyperlink>
+      <w:r>
+        <w:rPr>
+          <w:lang w:val="en_US" w:bidi="en_US"/>
+        </w:rPr>
+        <w:t>Song of Solomon 4:8–12</w:t>
+      </w:r>
       <w:r>
         <w:rPr>
           <w:lang w:val="en_US" w:bidi="en_US"/>
         </w:rPr>
         <w:t xml:space="preserve"> and </w:t>
       </w:r>
-      <w:hyperlink r:id="rId18">
-        <w:r>
-          <w:rPr>
-            <w:lang w:val="en_US" w:bidi="en_US"/>
-          </w:rPr>
-          <w:rPr>
-            <w:color w:val="0000EE"/>
-            <w:u w:val="single"/>
-          </w:rPr>
-          <w:t>5:1</w:t>
-        </w:r>
-      </w:hyperlink>
+      <w:r>
+        <w:rPr>
+          <w:lang w:val="en_US" w:bidi="en_US"/>
+        </w:rPr>
+        <w:t>5:1</w:t>
+      </w:r>
       <w:r>
         <w:rPr>
           <w:lang w:val="en_US" w:bidi="en_US"/>
@@ -4032,18 +3726,12 @@
         </w:rPr>
         <w:t xml:space="preserve">): The man is about to express his love with someone who is both his friend and lover (see also </w:t>
       </w:r>
-      <w:hyperlink r:id="rId36">
-        <w:r>
-          <w:rPr>
-            <w:lang w:val="en_US" w:bidi="en_US"/>
-          </w:rPr>
-          <w:rPr>
-            <w:color w:val="0000EE"/>
-            <w:u w:val="single"/>
-          </w:rPr>
-          <w:t>Song of Solomon 4:7</w:t>
-        </w:r>
-      </w:hyperlink>
+      <w:r>
+        <w:rPr>
+          <w:lang w:val="en_US" w:bidi="en_US"/>
+        </w:rPr>
+        <w:t>Song of Solomon 4:7</w:t>
+      </w:r>
       <w:r>
         <w:rPr>
           <w:lang w:val="en_US" w:bidi="en_US"/>
@@ -4145,54 +3833,36 @@
         </w:rPr>
         <w:t xml:space="preserve">This poem is the first "descriptive poem" in the book (see also </w:t>
       </w:r>
-      <w:hyperlink r:id="rId56">
-        <w:r>
-          <w:rPr>
-            <w:lang w:val="en_US" w:bidi="en_US"/>
-          </w:rPr>
-          <w:rPr>
-            <w:color w:val="0000EE"/>
-            <w:u w:val="single"/>
-          </w:rPr>
-          <w:t>Song of Solomon 5:10–16</w:t>
-        </w:r>
-      </w:hyperlink>
+      <w:r>
+        <w:rPr>
+          <w:lang w:val="en_US" w:bidi="en_US"/>
+        </w:rPr>
+        <w:t>Song of Solomon 5:10–16</w:t>
+      </w:r>
       <w:r>
         <w:rPr>
           <w:lang w:val="en_US" w:bidi="en_US"/>
         </w:rPr>
         <w:t xml:space="preserve">; </w:t>
       </w:r>
-      <w:hyperlink r:id="rId57">
-        <w:r>
-          <w:rPr>
-            <w:lang w:val="en_US" w:bidi="en_US"/>
-          </w:rPr>
-          <w:rPr>
-            <w:color w:val="0000EE"/>
-            <w:u w:val="single"/>
-          </w:rPr>
-          <w:t>6:4–6</w:t>
-        </w:r>
-      </w:hyperlink>
+      <w:r>
+        <w:rPr>
+          <w:lang w:val="en_US" w:bidi="en_US"/>
+        </w:rPr>
+        <w:t>6:4–6</w:t>
+      </w:r>
       <w:r>
         <w:rPr>
           <w:lang w:val="en_US" w:bidi="en_US"/>
         </w:rPr>
         <w:t xml:space="preserve">; </w:t>
       </w:r>
-      <w:hyperlink r:id="rId58">
-        <w:r>
-          <w:rPr>
-            <w:lang w:val="en_US" w:bidi="en_US"/>
-          </w:rPr>
-          <w:rPr>
-            <w:color w:val="0000EE"/>
-            <w:u w:val="single"/>
-          </w:rPr>
-          <w:t>7:2–8</w:t>
-        </w:r>
-      </w:hyperlink>
+      <w:r>
+        <w:rPr>
+          <w:lang w:val="en_US" w:bidi="en_US"/>
+        </w:rPr>
+        <w:t>7:2–8</w:t>
+      </w:r>
       <w:r>
         <w:rPr>
           <w:lang w:val="en_US" w:bidi="en_US"/>
@@ -4704,18 +4374,12 @@
         </w:rPr>
         <w:t xml:space="preserve">: This statement about her purity and virginity highlights his unique and special status (see </w:t>
       </w:r>
-      <w:hyperlink r:id="rId59">
-        <w:r>
-          <w:rPr>
-            <w:lang w:val="en_US" w:bidi="en_US"/>
-          </w:rPr>
-          <w:rPr>
-            <w:color w:val="0000EE"/>
-            <w:u w:val="single"/>
-          </w:rPr>
-          <w:t>Proverbs 5:15</w:t>
-        </w:r>
-      </w:hyperlink>
+      <w:r>
+        <w:rPr>
+          <w:lang w:val="en_US" w:bidi="en_US"/>
+        </w:rPr>
+        <w:t>Proverbs 5:15</w:t>
+      </w:r>
       <w:r>
         <w:rPr>
           <w:lang w:val="en_US" w:bidi="en_US"/>
@@ -4853,18 +4517,12 @@
         </w:rPr>
         <w:t>The man had poetically affirmed the woman's purity (</w:t>
       </w:r>
-      <w:hyperlink r:id="rId50">
-        <w:r>
-          <w:rPr>
-            <w:lang w:val="en_US" w:bidi="en_US"/>
-          </w:rPr>
-          <w:rPr>
-            <w:color w:val="0000EE"/>
-            <w:u w:val="single"/>
-          </w:rPr>
-          <w:t>Song of Solomon 4:12</w:t>
-        </w:r>
-      </w:hyperlink>
+      <w:r>
+        <w:rPr>
+          <w:lang w:val="en_US" w:bidi="en_US"/>
+        </w:rPr>
+        <w:t>Song of Solomon 4:12</w:t>
+      </w:r>
       <w:r>
         <w:rPr>
           <w:lang w:val="en_US" w:bidi="en_US"/>
@@ -5052,18 +4710,12 @@
         </w:rPr>
         <w:t xml:space="preserve">: In the ancient Near East, opening doors symbolized sexual activity (see also </w:t>
       </w:r>
-      <w:hyperlink r:id="rId60">
-        <w:r>
-          <w:rPr>
-            <w:lang w:val="en_US" w:bidi="en_US"/>
-          </w:rPr>
-          <w:rPr>
-            <w:color w:val="0000EE"/>
-            <w:u w:val="single"/>
-          </w:rPr>
-          <w:t>Song of Solomon 8:9</w:t>
-        </w:r>
-      </w:hyperlink>
+      <w:r>
+        <w:rPr>
+          <w:lang w:val="en_US" w:bidi="en_US"/>
+        </w:rPr>
+        <w:t>Song of Solomon 8:9</w:t>
+      </w:r>
       <w:r>
         <w:rPr>
           <w:lang w:val="en_US" w:bidi="en_US"/>
@@ -5122,54 +4774,36 @@
         </w:rPr>
         <w:t>One verse earlier, the couple fully enjoys their intimate union. Now the woman feels the pain of separation. In the dramatic interpretation, the woman has been separated from the man twice before and has searched for him (</w:t>
       </w:r>
-      <w:hyperlink r:id="rId61">
-        <w:r>
-          <w:rPr>
-            <w:lang w:val="en_US" w:bidi="en_US"/>
-          </w:rPr>
-          <w:rPr>
-            <w:color w:val="0000EE"/>
-            <w:u w:val="single"/>
-          </w:rPr>
-          <w:t>Song of Solomon 1:4–7</w:t>
-        </w:r>
-      </w:hyperlink>
+      <w:r>
+        <w:rPr>
+          <w:lang w:val="en_US" w:bidi="en_US"/>
+        </w:rPr>
+        <w:t>Song of Solomon 1:4–7</w:t>
+      </w:r>
       <w:r>
         <w:rPr>
           <w:lang w:val="en_US" w:bidi="en_US"/>
         </w:rPr>
         <w:t xml:space="preserve">; </w:t>
       </w:r>
-      <w:hyperlink r:id="rId21">
-        <w:r>
-          <w:rPr>
-            <w:lang w:val="en_US" w:bidi="en_US"/>
-          </w:rPr>
-          <w:rPr>
-            <w:color w:val="0000EE"/>
-            <w:u w:val="single"/>
-          </w:rPr>
-          <w:t>3:1–4</w:t>
-        </w:r>
-      </w:hyperlink>
+      <w:r>
+        <w:rPr>
+          <w:lang w:val="en_US" w:bidi="en_US"/>
+        </w:rPr>
+        <w:t>3:1–4</w:t>
+      </w:r>
       <w:r>
         <w:rPr>
           <w:lang w:val="en_US" w:bidi="en_US"/>
         </w:rPr>
         <w:t xml:space="preserve">). This last time, the separation occurs in her dreams—it is only a nightmare. Her dream seems to continue to </w:t>
       </w:r>
-      <w:hyperlink r:id="rId62">
-        <w:r>
-          <w:rPr>
-            <w:lang w:val="en_US" w:bidi="en_US"/>
-          </w:rPr>
-          <w:rPr>
-            <w:color w:val="0000EE"/>
-            <w:u w:val="single"/>
-          </w:rPr>
-          <w:t>Song of Solomon 6:3</w:t>
-        </w:r>
-      </w:hyperlink>
+      <w:r>
+        <w:rPr>
+          <w:lang w:val="en_US" w:bidi="en_US"/>
+        </w:rPr>
+        <w:t>Song of Solomon 6:3</w:t>
+      </w:r>
       <w:r>
         <w:rPr>
           <w:lang w:val="en_US" w:bidi="en_US"/>
@@ -5320,36 +4954,24 @@
         </w:rPr>
         <w:t xml:space="preserve"> The watchmen, who were protectors in </w:t>
       </w:r>
-      <w:hyperlink r:id="rId29">
-        <w:r>
-          <w:rPr>
-            <w:lang w:val="en_US" w:bidi="en_US"/>
-          </w:rPr>
-          <w:rPr>
-            <w:color w:val="0000EE"/>
-            <w:u w:val="single"/>
-          </w:rPr>
-          <w:t>Song of Solomon 3:3</w:t>
-        </w:r>
-      </w:hyperlink>
+      <w:r>
+        <w:rPr>
+          <w:lang w:val="en_US" w:bidi="en_US"/>
+        </w:rPr>
+        <w:t>Song of Solomon 3:3</w:t>
+      </w:r>
       <w:r>
         <w:rPr>
           <w:lang w:val="en_US" w:bidi="en_US"/>
         </w:rPr>
         <w:t>, now become threatening figures in her dream (</w:t>
       </w:r>
-      <w:hyperlink r:id="rId37">
-        <w:r>
-          <w:rPr>
-            <w:lang w:val="en_US" w:bidi="en_US"/>
-          </w:rPr>
-          <w:rPr>
-            <w:color w:val="0000EE"/>
-            <w:u w:val="single"/>
-          </w:rPr>
-          <w:t>Song of Solomon 5:2</w:t>
-        </w:r>
-      </w:hyperlink>
+      <w:r>
+        <w:rPr>
+          <w:lang w:val="en_US" w:bidi="en_US"/>
+        </w:rPr>
+        <w:t>Song of Solomon 5:2</w:t>
+      </w:r>
       <w:r>
         <w:rPr>
           <w:lang w:val="en_US" w:bidi="en_US"/>
@@ -5436,18 +5058,12 @@
         </w:rPr>
         <w:t xml:space="preserve">: The woman's trauma symbolizes her lovesickness (compare </w:t>
       </w:r>
-      <w:hyperlink r:id="rId63">
-        <w:r>
-          <w:rPr>
-            <w:lang w:val="en_US" w:bidi="en_US"/>
-          </w:rPr>
-          <w:rPr>
-            <w:color w:val="0000EE"/>
-            <w:u w:val="single"/>
-          </w:rPr>
-          <w:t>Song of Solomon 2:5</w:t>
-        </w:r>
-      </w:hyperlink>
+      <w:r>
+        <w:rPr>
+          <w:lang w:val="en_US" w:bidi="en_US"/>
+        </w:rPr>
+        <w:t>Song of Solomon 2:5</w:t>
+      </w:r>
       <w:r>
         <w:rPr>
           <w:lang w:val="en_US" w:bidi="en_US"/>
@@ -5678,72 +5294,48 @@
         </w:rPr>
         <w:t>The woman describes the man as a statue made of gold, ivory, lapis lazuli, and marble pillars. This suggests he looks god-like, as ancient statues of deities used these precious materials (</w:t>
       </w:r>
-      <w:hyperlink r:id="rId64">
-        <w:r>
-          <w:rPr>
-            <w:lang w:val="en_US" w:bidi="en_US"/>
-          </w:rPr>
-          <w:rPr>
-            <w:color w:val="0000EE"/>
-            <w:u w:val="single"/>
-          </w:rPr>
-          <w:t>Exodus 32:1–4</w:t>
-        </w:r>
-      </w:hyperlink>
+      <w:r>
+        <w:rPr>
+          <w:lang w:val="en_US" w:bidi="en_US"/>
+        </w:rPr>
+        <w:t>Exodus 32:1–4</w:t>
+      </w:r>
       <w:r>
         <w:rPr>
           <w:lang w:val="en_US" w:bidi="en_US"/>
         </w:rPr>
         <w:t xml:space="preserve">; </w:t>
       </w:r>
-      <w:hyperlink r:id="rId65">
-        <w:r>
-          <w:rPr>
-            <w:lang w:val="en_US" w:bidi="en_US"/>
-          </w:rPr>
-          <w:rPr>
-            <w:color w:val="0000EE"/>
-            <w:u w:val="single"/>
-          </w:rPr>
-          <w:t>1 Kings 12:28</w:t>
-        </w:r>
-      </w:hyperlink>
+      <w:r>
+        <w:rPr>
+          <w:lang w:val="en_US" w:bidi="en_US"/>
+        </w:rPr>
+        <w:t>1 Kings 12:28</w:t>
+      </w:r>
       <w:r>
         <w:rPr>
           <w:lang w:val="en_US" w:bidi="en_US"/>
         </w:rPr>
         <w:t xml:space="preserve">; </w:t>
       </w:r>
-      <w:hyperlink r:id="rId66">
-        <w:r>
-          <w:rPr>
-            <w:lang w:val="en_US" w:bidi="en_US"/>
-          </w:rPr>
-          <w:rPr>
-            <w:color w:val="0000EE"/>
-            <w:u w:val="single"/>
-          </w:rPr>
-          <w:t>Daniel 2:32233</w:t>
-        </w:r>
-      </w:hyperlink>
+      <w:r>
+        <w:rPr>
+          <w:lang w:val="en_US" w:bidi="en_US"/>
+        </w:rPr>
+        <w:t>Daniel 2:32233</w:t>
+      </w:r>
       <w:r>
         <w:rPr>
           <w:lang w:val="en_US" w:bidi="en_US"/>
         </w:rPr>
         <w:t xml:space="preserve">; </w:t>
       </w:r>
-      <w:hyperlink r:id="rId67">
-        <w:r>
-          <w:rPr>
-            <w:lang w:val="en_US" w:bidi="en_US"/>
-          </w:rPr>
-          <w:rPr>
-            <w:color w:val="0000EE"/>
-            <w:u w:val="single"/>
-          </w:rPr>
-          <w:t>3:1</w:t>
-        </w:r>
-      </w:hyperlink>
+      <w:r>
+        <w:rPr>
+          <w:lang w:val="en_US" w:bidi="en_US"/>
+        </w:rPr>
+        <w:t>3:1</w:t>
+      </w:r>
       <w:r>
         <w:rPr>
           <w:lang w:val="en_US" w:bidi="en_US"/>
@@ -6095,36 +5687,24 @@
         </w:rPr>
         <w:t>Tirzah was a city-state as early as the time of Joshua. It eventually became significant enough to be the capital of the northern kingdom (</w:t>
       </w:r>
-      <w:hyperlink r:id="rId68">
-        <w:r>
-          <w:rPr>
-            <w:lang w:val="en_US" w:bidi="en_US"/>
-          </w:rPr>
-          <w:rPr>
-            <w:color w:val="0000EE"/>
-            <w:u w:val="single"/>
-          </w:rPr>
-          <w:t>Joshua 12:24</w:t>
-        </w:r>
-      </w:hyperlink>
+      <w:r>
+        <w:rPr>
+          <w:lang w:val="en_US" w:bidi="en_US"/>
+        </w:rPr>
+        <w:t>Joshua 12:24</w:t>
+      </w:r>
       <w:r>
         <w:rPr>
           <w:lang w:val="en_US" w:bidi="en_US"/>
         </w:rPr>
         <w:t xml:space="preserve">; </w:t>
       </w:r>
-      <w:hyperlink r:id="rId69">
-        <w:r>
-          <w:rPr>
-            <w:lang w:val="en_US" w:bidi="en_US"/>
-          </w:rPr>
-          <w:rPr>
-            <w:color w:val="0000EE"/>
-            <w:u w:val="single"/>
-          </w:rPr>
-          <w:t>1 Kings 15:33</w:t>
-        </w:r>
-      </w:hyperlink>
+      <w:r>
+        <w:rPr>
+          <w:lang w:val="en_US" w:bidi="en_US"/>
+        </w:rPr>
+        <w:t>1 Kings 15:33</w:t>
+      </w:r>
       <w:r>
         <w:rPr>
           <w:lang w:val="en_US" w:bidi="en_US"/>
@@ -6197,18 +5777,12 @@
         </w:rPr>
         <w:t xml:space="preserve">The man describes the woman's physical beauty again. He repeats parts of the description from </w:t>
       </w:r>
-      <w:hyperlink r:id="rId70">
-        <w:r>
-          <w:rPr>
-            <w:lang w:val="en_US" w:bidi="en_US"/>
-          </w:rPr>
-          <w:rPr>
-            <w:color w:val="0000EE"/>
-            <w:u w:val="single"/>
-          </w:rPr>
-          <w:t>Song of Solomon 4</w:t>
-        </w:r>
-      </w:hyperlink>
+      <w:r>
+        <w:rPr>
+          <w:lang w:val="en_US" w:bidi="en_US"/>
+        </w:rPr>
+        <w:t>Song of Solomon 4</w:t>
+      </w:r>
       <w:r>
         <w:rPr>
           <w:lang w:val="en_US" w:bidi="en_US"/>
@@ -6267,18 +5841,12 @@
         </w:rPr>
         <w:t xml:space="preserve">If the Song were an allegory of the Lord’s love for his people, it would be a weak comparison. Solomon's many marriages poorly represent God's love and faithfulness (see </w:t>
       </w:r>
-      <w:hyperlink r:id="rId71">
-        <w:r>
-          <w:rPr>
-            <w:lang w:val="en_US" w:bidi="en_US"/>
-          </w:rPr>
-          <w:rPr>
-            <w:color w:val="0000EE"/>
-            <w:u w:val="single"/>
-          </w:rPr>
-          <w:t>1 Kings 11:1–13</w:t>
-        </w:r>
-      </w:hyperlink>
+      <w:r>
+        <w:rPr>
+          <w:lang w:val="en_US" w:bidi="en_US"/>
+        </w:rPr>
+        <w:t>1 Kings 11:1–13</w:t>
+      </w:r>
       <w:r>
         <w:rPr>
           <w:lang w:val="en_US" w:bidi="en_US"/>
@@ -6310,36 +5878,24 @@
         </w:rPr>
         <w:t xml:space="preserve">: Solomon married many wives through international treaties (see </w:t>
       </w:r>
-      <w:hyperlink r:id="rId72">
-        <w:r>
-          <w:rPr>
-            <w:lang w:val="en_US" w:bidi="en_US"/>
-          </w:rPr>
-          <w:rPr>
-            <w:color w:val="0000EE"/>
-            <w:u w:val="single"/>
-          </w:rPr>
-          <w:t>1 Kings 11:1–3</w:t>
-        </w:r>
-      </w:hyperlink>
+      <w:r>
+        <w:rPr>
+          <w:lang w:val="en_US" w:bidi="en_US"/>
+        </w:rPr>
+        <w:t>1 Kings 11:1–3</w:t>
+      </w:r>
       <w:r>
         <w:rPr>
           <w:lang w:val="en_US" w:bidi="en_US"/>
         </w:rPr>
         <w:t xml:space="preserve">, </w:t>
       </w:r>
-      <w:hyperlink r:id="rId73">
-        <w:r>
-          <w:rPr>
-            <w:lang w:val="en_US" w:bidi="en_US"/>
-          </w:rPr>
-          <w:rPr>
-            <w:color w:val="0000EE"/>
-            <w:u w:val="single"/>
-          </w:rPr>
-          <w:t>8</w:t>
-        </w:r>
-      </w:hyperlink>
+      <w:r>
+        <w:rPr>
+          <w:lang w:val="en_US" w:bidi="en_US"/>
+        </w:rPr>
+        <w:t>8</w:t>
+      </w:r>
       <w:r>
         <w:rPr>
           <w:lang w:val="en_US" w:bidi="en_US"/>
@@ -6524,18 +6080,12 @@
         </w:rPr>
         <w:t xml:space="preserve">The poem ends as it began in </w:t>
       </w:r>
-      <w:hyperlink r:id="rId38">
-        <w:r>
-          <w:rPr>
-            <w:lang w:val="en_US" w:bidi="en_US"/>
-          </w:rPr>
-          <w:rPr>
-            <w:color w:val="0000EE"/>
-            <w:u w:val="single"/>
-          </w:rPr>
-          <w:t>Song of Solomon 6:4</w:t>
-        </w:r>
-      </w:hyperlink>
+      <w:r>
+        <w:rPr>
+          <w:lang w:val="en_US" w:bidi="en_US"/>
+        </w:rPr>
+        <w:t>Song of Solomon 6:4</w:t>
+      </w:r>
       <w:r>
         <w:rPr>
           <w:lang w:val="en_US" w:bidi="en_US"/>
@@ -6658,18 +6208,12 @@
         </w:rPr>
         <w:t xml:space="preserve">Desire leads to the union of a man and a woman. This may suggest Solomon is the husband, though it could also be a metaphor for the joys of romance (compare </w:t>
       </w:r>
-      <w:hyperlink r:id="rId74">
-        <w:r>
-          <w:rPr>
-            <w:lang w:val="en_US" w:bidi="en_US"/>
-          </w:rPr>
-          <w:rPr>
-            <w:color w:val="0000EE"/>
-            <w:u w:val="single"/>
-          </w:rPr>
-          <w:t>Song of Solomon 1:16–17</w:t>
-        </w:r>
-      </w:hyperlink>
+      <w:r>
+        <w:rPr>
+          <w:lang w:val="en_US" w:bidi="en_US"/>
+        </w:rPr>
+        <w:t>Song of Solomon 1:16–17</w:t>
+      </w:r>
       <w:r>
         <w:rPr>
           <w:lang w:val="en_US" w:bidi="en_US"/>
@@ -6786,36 +6330,24 @@
         </w:rPr>
         <w:t xml:space="preserve"> (</w:t>
       </w:r>
-      <w:hyperlink r:id="rId75">
-        <w:r>
-          <w:rPr>
-            <w:lang w:val="en_US" w:bidi="en_US"/>
-          </w:rPr>
-          <w:rPr>
-            <w:color w:val="0000EE"/>
-            <w:u w:val="single"/>
-          </w:rPr>
-          <w:t>1 Kings 1:3</w:t>
-        </w:r>
-      </w:hyperlink>
+      <w:r>
+        <w:rPr>
+          <w:lang w:val="en_US" w:bidi="en_US"/>
+        </w:rPr>
+        <w:t>1 Kings 1:3</w:t>
+      </w:r>
       <w:r>
         <w:rPr>
           <w:lang w:val="en_US" w:bidi="en_US"/>
         </w:rPr>
         <w:t xml:space="preserve">; </w:t>
       </w:r>
-      <w:hyperlink r:id="rId76">
-        <w:r>
-          <w:rPr>
-            <w:lang w:val="en_US" w:bidi="en_US"/>
-          </w:rPr>
-          <w:rPr>
-            <w:color w:val="0000EE"/>
-            <w:u w:val="single"/>
-          </w:rPr>
-          <w:t>2 Kings 4:11–12</w:t>
-        </w:r>
-      </w:hyperlink>
+      <w:r>
+        <w:rPr>
+          <w:lang w:val="en_US" w:bidi="en_US"/>
+        </w:rPr>
+        <w:t>2 Kings 4:11–12</w:t>
+      </w:r>
       <w:r>
         <w:rPr>
           <w:lang w:val="en_US" w:bidi="en_US"/>
@@ -6991,18 +6523,12 @@
         </w:rPr>
         <w:t>The man praises the woman's dancing feet and then admires her body up to her flowing hair (</w:t>
       </w:r>
-      <w:hyperlink r:id="rId77">
-        <w:r>
-          <w:rPr>
-            <w:lang w:val="en_US" w:bidi="en_US"/>
-          </w:rPr>
-          <w:rPr>
-            <w:color w:val="0000EE"/>
-            <w:u w:val="single"/>
-          </w:rPr>
-          <w:t>Song of Solomon 7:1–5</w:t>
-        </w:r>
-      </w:hyperlink>
+      <w:r>
+        <w:rPr>
+          <w:lang w:val="en_US" w:bidi="en_US"/>
+        </w:rPr>
+        <w:t>Song of Solomon 7:1–5</w:t>
+      </w:r>
       <w:r>
         <w:rPr>
           <w:lang w:val="en_US" w:bidi="en_US"/>
@@ -7352,18 +6878,12 @@
         </w:rPr>
         <w:t xml:space="preserve">The man compares the woman's love and kisses to wine because they are delightful and make one feel dizzy (see </w:t>
       </w:r>
-      <w:hyperlink r:id="rId78">
-        <w:r>
-          <w:rPr>
-            <w:lang w:val="en_US" w:bidi="en_US"/>
-          </w:rPr>
-          <w:rPr>
-            <w:color w:val="0000EE"/>
-            <w:u w:val="single"/>
-          </w:rPr>
-          <w:t>Song of Solomon 1:2</w:t>
-        </w:r>
-      </w:hyperlink>
+      <w:r>
+        <w:rPr>
+          <w:lang w:val="en_US" w:bidi="en_US"/>
+        </w:rPr>
+        <w:t>Song of Solomon 1:2</w:t>
+      </w:r>
       <w:r>
         <w:rPr>
           <w:lang w:val="en_US" w:bidi="en_US"/>
@@ -7483,18 +7003,12 @@
         </w:rPr>
         <w:t xml:space="preserve">) were a Middle Eastern plant used as an aphrodisiac (see </w:t>
       </w:r>
-      <w:hyperlink r:id="rId79">
-        <w:r>
-          <w:rPr>
-            <w:lang w:val="en_US" w:bidi="en_US"/>
-          </w:rPr>
-          <w:rPr>
-            <w:color w:val="0000EE"/>
-            <w:u w:val="single"/>
-          </w:rPr>
-          <w:t>Genesis 30:14–16</w:t>
-        </w:r>
-      </w:hyperlink>
+      <w:r>
+        <w:rPr>
+          <w:lang w:val="en_US" w:bidi="en_US"/>
+        </w:rPr>
+        <w:t>Genesis 30:14–16</w:t>
+      </w:r>
       <w:r>
         <w:rPr>
           <w:lang w:val="en_US" w:bidi="en_US"/>
@@ -7715,18 +7229,12 @@
         </w:rPr>
         <w:t xml:space="preserve">: Compare </w:t>
       </w:r>
-      <w:hyperlink r:id="rId80">
-        <w:r>
-          <w:rPr>
-            <w:lang w:val="en_US" w:bidi="en_US"/>
-          </w:rPr>
-          <w:rPr>
-            <w:color w:val="0000EE"/>
-            <w:u w:val="single"/>
-          </w:rPr>
-          <w:t>Song of Solomon 3:4</w:t>
-        </w:r>
-      </w:hyperlink>
+      <w:r>
+        <w:rPr>
+          <w:lang w:val="en_US" w:bidi="en_US"/>
+        </w:rPr>
+        <w:t>Song of Solomon 3:4</w:t>
+      </w:r>
       <w:r>
         <w:rPr>
           <w:lang w:val="en_US" w:bidi="en_US"/>
@@ -7788,54 +7296,36 @@
         </w:rPr>
         <w:t xml:space="preserve">: For the third time, the woman urges the young women of Jerusalem to keep their virginity (see </w:t>
       </w:r>
-      <w:hyperlink r:id="rId16">
-        <w:r>
-          <w:rPr>
-            <w:lang w:val="en_US" w:bidi="en_US"/>
-          </w:rPr>
-          <w:rPr>
-            <w:color w:val="0000EE"/>
-            <w:u w:val="single"/>
-          </w:rPr>
-          <w:t>Song of Solomon 2:7</w:t>
-        </w:r>
-      </w:hyperlink>
+      <w:r>
+        <w:rPr>
+          <w:lang w:val="en_US" w:bidi="en_US"/>
+        </w:rPr>
+        <w:t>Song of Solomon 2:7</w:t>
+      </w:r>
       <w:r>
         <w:rPr>
           <w:lang w:val="en_US" w:bidi="en_US"/>
         </w:rPr>
         <w:t xml:space="preserve">; </w:t>
       </w:r>
-      <w:hyperlink r:id="rId17">
-        <w:r>
-          <w:rPr>
-            <w:lang w:val="en_US" w:bidi="en_US"/>
-          </w:rPr>
-          <w:rPr>
-            <w:color w:val="0000EE"/>
-            <w:u w:val="single"/>
-          </w:rPr>
-          <w:t>3:5</w:t>
-        </w:r>
-      </w:hyperlink>
+      <w:r>
+        <w:rPr>
+          <w:lang w:val="en_US" w:bidi="en_US"/>
+        </w:rPr>
+        <w:t>3:5</w:t>
+      </w:r>
       <w:r>
         <w:rPr>
           <w:lang w:val="en_US" w:bidi="en_US"/>
         </w:rPr>
         <w:t xml:space="preserve">). The importance of virginity is affirmed in </w:t>
       </w:r>
-      <w:hyperlink r:id="rId48">
-        <w:r>
-          <w:rPr>
-            <w:lang w:val="en_US" w:bidi="en_US"/>
-          </w:rPr>
-          <w:rPr>
-            <w:color w:val="0000EE"/>
-            <w:u w:val="single"/>
-          </w:rPr>
-          <w:t>Song of Solomon 8:8–9</w:t>
-        </w:r>
-      </w:hyperlink>
+      <w:r>
+        <w:rPr>
+          <w:lang w:val="en_US" w:bidi="en_US"/>
+        </w:rPr>
+        <w:t>Song of Solomon 8:8–9</w:t>
+      </w:r>
       <w:r>
         <w:rPr>
           <w:lang w:val="en_US" w:bidi="en_US"/>
@@ -7907,54 +7397,36 @@
         </w:rPr>
         <w:t xml:space="preserve"> The apple tree symbolizes fertility because it bears fruit (see </w:t>
       </w:r>
-      <w:hyperlink r:id="rId81">
-        <w:r>
-          <w:rPr>
-            <w:lang w:val="en_US" w:bidi="en_US"/>
-          </w:rPr>
-          <w:rPr>
-            <w:color w:val="0000EE"/>
-            <w:u w:val="single"/>
-          </w:rPr>
-          <w:t>Song of Solomon 2:3</w:t>
-        </w:r>
-      </w:hyperlink>
+      <w:r>
+        <w:rPr>
+          <w:lang w:val="en_US" w:bidi="en_US"/>
+        </w:rPr>
+        <w:t>Song of Solomon 2:3</w:t>
+      </w:r>
       <w:r>
         <w:rPr>
           <w:lang w:val="en_US" w:bidi="en_US"/>
         </w:rPr>
         <w:t xml:space="preserve">, </w:t>
       </w:r>
-      <w:hyperlink r:id="rId63">
-        <w:r>
-          <w:rPr>
-            <w:lang w:val="en_US" w:bidi="en_US"/>
-          </w:rPr>
-          <w:rPr>
-            <w:color w:val="0000EE"/>
-            <w:u w:val="single"/>
-          </w:rPr>
-          <w:t>5</w:t>
-        </w:r>
-      </w:hyperlink>
+      <w:r>
+        <w:rPr>
+          <w:lang w:val="en_US" w:bidi="en_US"/>
+        </w:rPr>
+        <w:t>5</w:t>
+      </w:r>
       <w:r>
         <w:rPr>
           <w:lang w:val="en_US" w:bidi="en_US"/>
         </w:rPr>
         <w:t xml:space="preserve">; </w:t>
       </w:r>
-      <w:hyperlink r:id="rId82">
-        <w:r>
-          <w:rPr>
-            <w:lang w:val="en_US" w:bidi="en_US"/>
-          </w:rPr>
-          <w:rPr>
-            <w:color w:val="0000EE"/>
-            <w:u w:val="single"/>
-          </w:rPr>
-          <w:t>7:8</w:t>
-        </w:r>
-      </w:hyperlink>
+      <w:r>
+        <w:rPr>
+          <w:lang w:val="en_US" w:bidi="en_US"/>
+        </w:rPr>
+        <w:t>7:8</w:t>
+      </w:r>
       <w:r>
         <w:rPr>
           <w:lang w:val="en_US" w:bidi="en_US"/>
@@ -7986,18 +7458,12 @@
         </w:rPr>
         <w:t xml:space="preserve">: Mentioning his mother subtly suggests procreation as a result of sexual love (compare </w:t>
       </w:r>
-      <w:hyperlink r:id="rId83">
-        <w:r>
-          <w:rPr>
-            <w:lang w:val="en_US" w:bidi="en_US"/>
-          </w:rPr>
-          <w:rPr>
-            <w:color w:val="0000EE"/>
-            <w:u w:val="single"/>
-          </w:rPr>
-          <w:t>Song of Solomon 8:2</w:t>
-        </w:r>
-      </w:hyperlink>
+      <w:r>
+        <w:rPr>
+          <w:lang w:val="en_US" w:bidi="en_US"/>
+        </w:rPr>
+        <w:t>Song of Solomon 8:2</w:t>
+      </w:r>
       <w:r>
         <w:rPr>
           <w:lang w:val="en_US" w:bidi="en_US"/>
@@ -8052,36 +7518,24 @@
         </w:rPr>
         <w:t>seal over your heart . . . on your arm: In ancient Israel a seal was used for identification or to show ownership by pressing the face of a ring into soft wax. The husband wants his wife to mark him with her identity, privately upon his heart, and publicly upon his arm as well. • love is as strong as death: Though death is inevitable, the bond of love is resolute, unshakable, and broken only in death. • The energy of jealousy moves to protect an exclusive relationship such as that of husband and wife or between God and his people (</w:t>
       </w:r>
-      <w:hyperlink r:id="rId84">
-        <w:r>
-          <w:rPr>
-            <w:lang w:val="en_US" w:bidi="en_US"/>
-          </w:rPr>
-          <w:rPr>
-            <w:color w:val="0000EE"/>
-            <w:u w:val="single"/>
-          </w:rPr>
-          <w:t>Nah 1:2</w:t>
-        </w:r>
-      </w:hyperlink>
+      <w:r>
+        <w:rPr>
+          <w:lang w:val="en_US" w:bidi="en_US"/>
+        </w:rPr>
+        <w:t>Nah 1:2</w:t>
+      </w:r>
       <w:r>
         <w:rPr>
           <w:lang w:val="en_US" w:bidi="en_US"/>
         </w:rPr>
         <w:t xml:space="preserve">; </w:t>
       </w:r>
-      <w:hyperlink r:id="rId85">
-        <w:r>
-          <w:rPr>
-            <w:lang w:val="en_US" w:bidi="en_US"/>
-          </w:rPr>
-          <w:rPr>
-            <w:color w:val="0000EE"/>
-            <w:u w:val="single"/>
-          </w:rPr>
-          <w:t>Zech 1:14–17</w:t>
-        </w:r>
-      </w:hyperlink>
+      <w:r>
+        <w:rPr>
+          <w:lang w:val="en_US" w:bidi="en_US"/>
+        </w:rPr>
+        <w:t>Zech 1:14–17</w:t>
+      </w:r>
       <w:r>
         <w:rPr>
           <w:lang w:val="en_US" w:bidi="en_US"/>
@@ -8285,18 +7739,12 @@
         </w:rPr>
         <w:t xml:space="preserve">A young girl's chest is flat like a wall (see </w:t>
       </w:r>
-      <w:hyperlink r:id="rId86">
-        <w:r>
-          <w:rPr>
-            <w:lang w:val="en_US" w:bidi="en_US"/>
-          </w:rPr>
-          <w:rPr>
-            <w:color w:val="0000EE"/>
-            <w:u w:val="single"/>
-          </w:rPr>
-          <w:t>Song of Solomon 8:10</w:t>
-        </w:r>
-      </w:hyperlink>
+      <w:r>
+        <w:rPr>
+          <w:lang w:val="en_US" w:bidi="en_US"/>
+        </w:rPr>
+        <w:t>Song of Solomon 8:10</w:t>
+      </w:r>
       <w:r>
         <w:rPr>
           <w:lang w:val="en_US" w:bidi="en_US"/>
@@ -8448,54 +7896,36 @@
         </w:rPr>
         <w:t xml:space="preserve">: The woman uses words of attractiveness (see </w:t>
       </w:r>
-      <w:hyperlink r:id="rId87">
-        <w:r>
-          <w:rPr>
-            <w:lang w:val="en_US" w:bidi="en_US"/>
-          </w:rPr>
-          <w:rPr>
-            <w:color w:val="0000EE"/>
-            <w:u w:val="single"/>
-          </w:rPr>
-          <w:t>Song of Solomon 4:4</w:t>
-        </w:r>
-      </w:hyperlink>
+      <w:r>
+        <w:rPr>
+          <w:lang w:val="en_US" w:bidi="en_US"/>
+        </w:rPr>
+        <w:t>Song of Solomon 4:4</w:t>
+      </w:r>
       <w:r>
         <w:rPr>
           <w:lang w:val="en_US" w:bidi="en_US"/>
         </w:rPr>
         <w:t xml:space="preserve">; </w:t>
       </w:r>
-      <w:hyperlink r:id="rId88">
-        <w:r>
-          <w:rPr>
-            <w:lang w:val="en_US" w:bidi="en_US"/>
-          </w:rPr>
-          <w:rPr>
-            <w:color w:val="0000EE"/>
-            <w:u w:val="single"/>
-          </w:rPr>
-          <w:t>7:4</w:t>
-        </w:r>
-      </w:hyperlink>
+      <w:r>
+        <w:rPr>
+          <w:lang w:val="en_US" w:bidi="en_US"/>
+        </w:rPr>
+        <w:t>7:4</w:t>
+      </w:r>
       <w:r>
         <w:rPr>
           <w:lang w:val="en_US" w:bidi="en_US"/>
         </w:rPr>
         <w:t xml:space="preserve">, </w:t>
       </w:r>
-      <w:hyperlink r:id="rId82">
-        <w:r>
-          <w:rPr>
-            <w:lang w:val="en_US" w:bidi="en_US"/>
-          </w:rPr>
-          <w:rPr>
-            <w:color w:val="0000EE"/>
-            <w:u w:val="single"/>
-          </w:rPr>
-          <w:t>8</w:t>
-        </w:r>
-      </w:hyperlink>
+      <w:r>
+        <w:rPr>
+          <w:lang w:val="en_US" w:bidi="en_US"/>
+        </w:rPr>
+        <w:t>8</w:t>
+      </w:r>
       <w:r>
         <w:rPr>
           <w:lang w:val="en_US" w:bidi="en_US"/>
@@ -8631,18 +8061,12 @@
         </w:rPr>
         <w:t xml:space="preserve">In the dramatic view, the wife's problem with the vineyard in </w:t>
       </w:r>
-      <w:hyperlink r:id="rId89">
-        <w:r>
-          <w:rPr>
-            <w:lang w:val="en_US" w:bidi="en_US"/>
-          </w:rPr>
-          <w:rPr>
-            <w:color w:val="0000EE"/>
-            <w:u w:val="single"/>
-          </w:rPr>
-          <w:t>Song of Solomon 1:6</w:t>
-        </w:r>
-      </w:hyperlink>
+      <w:r>
+        <w:rPr>
+          <w:lang w:val="en_US" w:bidi="en_US"/>
+        </w:rPr>
+        <w:t>Song of Solomon 1:6</w:t>
+      </w:r>
       <w:r>
         <w:rPr>
           <w:lang w:val="en_US" w:bidi="en_US"/>
@@ -8809,18 +8233,12 @@
         </w:rPr>
         <w:t xml:space="preserve"> She asks him to follow her, and he chases her as fast as a gazelle (see </w:t>
       </w:r>
-      <w:hyperlink r:id="rId90">
-        <w:r>
-          <w:rPr>
-            <w:lang w:val="en_US" w:bidi="en_US"/>
-          </w:rPr>
-          <w:rPr>
-            <w:color w:val="0000EE"/>
-            <w:u w:val="single"/>
-          </w:rPr>
-          <w:t>Song of Solomon 2:8–10</w:t>
-        </w:r>
-      </w:hyperlink>
+      <w:r>
+        <w:rPr>
+          <w:lang w:val="en_US" w:bidi="en_US"/>
+        </w:rPr>
+        <w:t>Song of Solomon 2:8–10</w:t>
+      </w:r>
       <w:r>
         <w:rPr>
           <w:lang w:val="en_US" w:bidi="en_US"/>
@@ -8852,18 +8270,12 @@
         </w:rPr>
         <w:t xml:space="preserve">: Compare </w:t>
       </w:r>
-      <w:hyperlink r:id="rId91">
-        <w:r>
-          <w:rPr>
-            <w:lang w:val="en_US" w:bidi="en_US"/>
-          </w:rPr>
-          <w:rPr>
-            <w:color w:val="0000EE"/>
-            <w:u w:val="single"/>
-          </w:rPr>
-          <w:t>Song of Solomon 4:6</w:t>
-        </w:r>
-      </w:hyperlink>
+      <w:r>
+        <w:rPr>
+          <w:lang w:val="en_US" w:bidi="en_US"/>
+        </w:rPr>
+        <w:t>Song of Solomon 4:6</w:t>
+      </w:r>
       <w:r>
         <w:rPr>
           <w:lang w:val="en_US" w:bidi="en_US"/>
